--- a/templates/QTECH_trasformazione_indeterminato.docx
+++ b/templates/QTECH_trasformazione_indeterminato.docx
@@ -46,9 +46,27 @@
           <w:b/>
           <w:sz w:val="22"/>
           <w:szCs w:val="22"/>
+        </w:rPr>
+        <w:t>{{</w:t>
+      </w:r>
+      <w:r>
+        <w:rPr>
+          <w:rFonts w:ascii="Bookman Old Style" w:hAnsi="Bookman Old Style"/>
+          <w:b/>
+          <w:sz w:val="22"/>
+          <w:szCs w:val="22"/>
           <w:highlight w:val="yellow"/>
         </w:rPr>
         <w:t>BAGGIO ROBERTO</w:t>
+      </w:r>
+      <w:r>
+        <w:rPr>
+          <w:rFonts w:ascii="Bookman Old Style" w:hAnsi="Bookman Old Style"/>
+          <w:b/>
+          <w:sz w:val="22"/>
+          <w:szCs w:val="22"/>
+        </w:rPr>
+        <w:t>}}</w:t>
       </w:r>
     </w:p>
     <w:p>
@@ -91,10 +109,19 @@
           <w:rFonts w:ascii="Bookman Old Style" w:hAnsi="Bookman Old Style"/>
           <w:sz w:val="22"/>
           <w:szCs w:val="22"/>
+        </w:rPr>
+        <w:t>{{</w:t>
+      </w:r>
+      <w:r>
+        <w:rPr>
+          <w:rFonts w:ascii="Bookman Old Style" w:hAnsi="Bookman Old Style"/>
+          <w:sz w:val="22"/>
+          <w:szCs w:val="22"/>
           <w:highlight w:val="yellow"/>
         </w:rPr>
         <w:t>.../...</w:t>
       </w:r>
+      <w:proofErr w:type="gramStart"/>
       <w:r>
         <w:rPr>
           <w:rFonts w:ascii="Bookman Old Style" w:hAnsi="Bookman Old Style"/>
@@ -103,6 +130,15 @@
           <w:highlight w:val="yellow"/>
         </w:rPr>
         <w:t>/….</w:t>
+      </w:r>
+      <w:proofErr w:type="gramEnd"/>
+      <w:r>
+        <w:rPr>
+          <w:rFonts w:ascii="Bookman Old Style" w:hAnsi="Bookman Old Style"/>
+          <w:sz w:val="22"/>
+          <w:szCs w:val="22"/>
+        </w:rPr>
+        <w:t>}}</w:t>
       </w:r>
     </w:p>
     <w:p>
@@ -176,6 +212,14 @@
           <w:rFonts w:ascii="Bookman Old Style" w:hAnsi="Bookman Old Style"/>
           <w:sz w:val="22"/>
           <w:szCs w:val="22"/>
+        </w:rPr>
+        <w:t>{{</w:t>
+      </w:r>
+      <w:r>
+        <w:rPr>
+          <w:rFonts w:ascii="Bookman Old Style" w:hAnsi="Bookman Old Style"/>
+          <w:sz w:val="22"/>
+          <w:szCs w:val="22"/>
           <w:highlight w:val="yellow"/>
         </w:rPr>
         <w:t>01 novembre 202</w:t>
@@ -194,9 +238,8 @@
           <w:rFonts w:ascii="Bookman Old Style" w:hAnsi="Bookman Old Style"/>
           <w:sz w:val="22"/>
           <w:szCs w:val="22"/>
-          <w:highlight w:val="yellow"/>
-        </w:rPr>
-        <w:t>.</w:t>
+        </w:rPr>
+        <w:t>}}.</w:t>
       </w:r>
     </w:p>
     <w:p>
@@ -447,6 +490,16 @@
           <w:rFonts w:ascii="Bookman Old Style" w:hAnsi="Bookman Old Style"/>
           <w:sz w:val="22"/>
           <w:szCs w:val="22"/>
+          <w:highlight w:val="yellow"/>
+        </w:rPr>
+      </w:pPr>
+    </w:p>
+    <w:p>
+      <w:pPr>
+        <w:rPr>
+          <w:rFonts w:ascii="Bookman Old Style" w:hAnsi="Bookman Old Style"/>
+          <w:sz w:val="22"/>
+          <w:szCs w:val="22"/>
         </w:rPr>
       </w:pPr>
       <w:r>
@@ -454,9 +507,25 @@
           <w:rFonts w:ascii="Bookman Old Style" w:hAnsi="Bookman Old Style"/>
           <w:sz w:val="22"/>
           <w:szCs w:val="22"/>
+        </w:rPr>
+        <w:t>{{</w:t>
+      </w:r>
+      <w:r>
+        <w:rPr>
+          <w:rFonts w:ascii="Bookman Old Style" w:hAnsi="Bookman Old Style"/>
+          <w:sz w:val="22"/>
+          <w:szCs w:val="22"/>
           <w:highlight w:val="yellow"/>
         </w:rPr>
         <w:t>BAGGIO ROBERTO</w:t>
+      </w:r>
+      <w:r>
+        <w:rPr>
+          <w:rFonts w:ascii="Bookman Old Style" w:hAnsi="Bookman Old Style"/>
+          <w:sz w:val="22"/>
+          <w:szCs w:val="22"/>
+        </w:rPr>
+        <w:t>}}</w:t>
       </w:r>
       <w:r>
         <w:rPr>
@@ -755,7 +824,7 @@
         </mc:Choice>
         <mc:Fallback>
           <w:pict>
-            <v:line w14:anchorId="4C23CA89" id="Line 14" o:spid="_x0000_s1026" style="position:absolute;flip:y;z-index:251656704;visibility:visible;mso-wrap-style:square;mso-width-percent:0;mso-height-percent:0;mso-wrap-distance-left:9pt;mso-wrap-distance-top:0;mso-wrap-distance-right:9pt;mso-wrap-distance-bottom:0;mso-position-horizontal:absolute;mso-position-horizontal-relative:text;mso-position-vertical:absolute;mso-position-vertical-relative:text;mso-width-percent:0;mso-height-percent:0;mso-width-relative:page;mso-height-relative:page" from="-23pt,-3.45pt" to="500.5pt,-3.45pt" o:gfxdata="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" strokecolor="#7f7f7f"/>
+            <v:line w14:anchorId="428B1F18" id="Line 14" o:spid="_x0000_s1026" style="position:absolute;flip:y;z-index:251656704;visibility:visible;mso-wrap-style:square;mso-width-percent:0;mso-height-percent:0;mso-wrap-distance-left:9pt;mso-wrap-distance-top:0;mso-wrap-distance-right:9pt;mso-wrap-distance-bottom:0;mso-position-horizontal:absolute;mso-position-horizontal-relative:text;mso-position-vertical:absolute;mso-position-vertical-relative:text;mso-width-percent:0;mso-height-percent:0;mso-width-relative:page;mso-height-relative:page" from="-23pt,-3.45pt" to="500.5pt,-3.45pt" o:gfxdata="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" strokecolor="#7f7f7f"/>
           </w:pict>
         </mc:Fallback>
       </mc:AlternateContent>
@@ -1774,7 +1843,7 @@
         </mc:Choice>
         <mc:Fallback>
           <w:pict>
-            <v:line w14:anchorId="0FA85AC7" id="Line 15" o:spid="_x0000_s1026" style="position:absolute;z-index:251657728;visibility:visible;mso-wrap-style:square;mso-width-percent:0;mso-height-percent:0;mso-wrap-distance-left:9pt;mso-wrap-distance-top:0;mso-wrap-distance-right:9pt;mso-wrap-distance-bottom:0;mso-position-horizontal:absolute;mso-position-horizontal-relative:text;mso-position-vertical:absolute;mso-position-vertical-relative:text;mso-width-percent:0;mso-height-percent:0;mso-width-relative:page;mso-height-relative:page" from="-18.55pt,9.7pt" to="504.2pt,10.45pt" o:gfxdata="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" strokecolor="#7f7f7f" strokeweight="1pt"/>
+            <v:line w14:anchorId="0F5D914B" id="Line 15" o:spid="_x0000_s1026" style="position:absolute;z-index:251657728;visibility:visible;mso-wrap-style:square;mso-width-percent:0;mso-height-percent:0;mso-wrap-distance-left:9pt;mso-wrap-distance-top:0;mso-wrap-distance-right:9pt;mso-wrap-distance-bottom:0;mso-position-horizontal:absolute;mso-position-horizontal-relative:text;mso-position-vertical:absolute;mso-position-vertical-relative:text;mso-width-percent:0;mso-height-percent:0;mso-width-relative:page;mso-height-relative:page" from="-18.55pt,9.7pt" to="504.2pt,10.45pt" o:gfxdata="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" strokecolor="#7f7f7f" strokeweight="1pt"/>
           </w:pict>
         </mc:Fallback>
       </mc:AlternateContent>
